--- a/Job Hunt 2026/_set-aside/2026-10-14 - Robinson and Casey, PLLC - Director Of Marketing Strategy/Joshua_Chappell_CoverLetter_RobinsonAndCasey.docx
+++ b/Job Hunt 2026/_set-aside/2026-10-14 - Robinson and Casey, PLLC - Director Of Marketing Strategy/Joshua_Chappell_CoverLetter_RobinsonAndCasey.docx
@@ -25,9 +25,9 @@
           <w:sz w:val="19"/>
           <w:szCs w:val="19"/>
         </w:rPr>
-        <w:t xml:space="preserve">Mesa, AZ  •  480-586-7959  •  </w:t>
-      </w:r>
-      <w:hyperlink w:history="1" r:id="rIdnke4iiicly2cilseyoyu2">
+        <w:t xml:space="preserve">Mesa, AZ • 480-586-7959 • </w:t>
+      </w:r>
+      <w:hyperlink w:history="1" r:id="rIddoy3ncr-qcmdptvmc8t9g">
         <w:r>
           <w:rPr>
             <w:rFonts w:ascii="Calibri" w:cs="Calibri" w:eastAsia="Calibri" w:hAnsi="Calibri"/>
@@ -45,9 +45,9 @@
           <w:sz w:val="19"/>
           <w:szCs w:val="19"/>
         </w:rPr>
-        <w:t xml:space="preserve">  •  </w:t>
-      </w:r>
-      <w:hyperlink w:history="1" r:id="rIdfbu9l1xx85r1rxlukflbw">
+        <w:t xml:space="preserve"> • </w:t>
+      </w:r>
+      <w:hyperlink w:history="1" r:id="rIdjhqwvgeo-mlpgsjnla3p_">
         <w:r>
           <w:rPr>
             <w:rFonts w:ascii="Calibri" w:cs="Calibri" w:eastAsia="Calibri" w:hAnsi="Calibri"/>
@@ -65,9 +65,9 @@
           <w:sz w:val="19"/>
           <w:szCs w:val="19"/>
         </w:rPr>
-        <w:t xml:space="preserve">  •  </w:t>
-      </w:r>
-      <w:hyperlink w:history="1" r:id="rIdrqxsqwh4bayfofy1y0uuf">
+        <w:t xml:space="preserve"> • </w:t>
+      </w:r>
+      <w:hyperlink w:history="1" r:id="rIdog6bn9jw5nw4juaqezltb">
         <w:r>
           <w:rPr>
             <w:rFonts w:ascii="Calibri" w:cs="Calibri" w:eastAsia="Calibri" w:hAnsi="Calibri"/>
@@ -85,9 +85,9 @@
           <w:sz w:val="19"/>
           <w:szCs w:val="19"/>
         </w:rPr>
-        <w:t xml:space="preserve">  •  </w:t>
-      </w:r>
-      <w:hyperlink w:history="1" r:id="rIdml82ty6blson5jvgtdb34">
+        <w:t xml:space="preserve"> • </w:t>
+      </w:r>
+      <w:hyperlink w:history="1" r:id="rIduxqddkur5xoglkecwhwwi">
         <w:r>
           <w:rPr>
             <w:rFonts w:ascii="Calibri" w:cs="Calibri" w:eastAsia="Calibri" w:hAnsi="Calibri"/>
